--- a/rapports/2026-06-06/EQ22/EQ22_sup_v2/DR_124101000012/38-61-98-32.docx
+++ b/rapports/2026-06-06/EQ22/EQ22_sup_v2/DR_124101000012/38-61-98-32.docx
@@ -297,7 +297,7 @@
           <w:color w:val="1F6FEB"/>
           <w:sz w:val="22"/>
         </w:rPr>
-        <w:t>⚠ INCOHÉRENCES À CORRIGER (108)</w:t>
+        <w:t>⚠ INCOHÉRENCES À CORRIGER (104)</w:t>
       </w:r>
     </w:p>
     <w:tbl>
@@ -1835,7 +1835,7 @@
                 <w:i w:val="0"/>
                 <w:sz w:val="17"/>
               </w:rPr>
-              <w:t>Incohérence!!! seulement les écoles privées paient les frais de scolarité (y compris les frais d'inscription).</w:t>
+              <w:t>Incoherent!!! ASSY KA n'a pas fréquenté l'école au cours de l'année scolaire 2024/2025 mais a déclaré 2026 comme dernière année à laquelle il/elle a fréquenté l'école.</w:t>
             </w:r>
           </w:p>
         </w:tc>
@@ -1894,7 +1894,7 @@
                 <w:color w:val="16A34A"/>
                 <w:sz w:val="16"/>
               </w:rPr>
-              <w:t>s01q32, s01q36, s01q38, s04q37_modif, s02q33, s02q34, s01q00b</w:t>
+              <w:t>s01q00b, s02q17_2, s02q15_2</w:t>
             </w:r>
           </w:p>
         </w:tc>
@@ -1925,7 +1925,7 @@
                 <w:i w:val="0"/>
                 <w:sz w:val="17"/>
               </w:rPr>
-              <w:t>Peu probable!!! Vu l'âge (17 ans) de AMINATOU SY ou l'année à laquelle AMINATOU SY a fréquenté l'école pour la dernière fois (.) le dernier diplome de AMINATOU SY ne peut être le Certificat d'études primaires (CEP), prière de corriger cette incohérence ou confirmer avec le QG.</w:t>
+              <w:t>Incohérence!! TAHIB KA fréquente 3ème année de Primaire mais ne paie ni la scolarité ni la cotisation, prière de corriger ou fournir une explication à cela.</w:t>
             </w:r>
           </w:p>
         </w:tc>
@@ -2105,7 +2105,7 @@
                 <w:i w:val="0"/>
                 <w:sz w:val="17"/>
               </w:rPr>
-              <w:t>Peu probable!!! Vu l'âge (17 ans) de OUSMANE KEBE ou l'année à laquelle OUSMANE KEBE a fréquenté l'école pour la dernière fois (.) le dernier diplome de OUSMANE KEBE ne peut être le Certificat d'études primaires (CEP), prière de corriger cette incohérence ou confirmer avec le QG.</w:t>
+              <w:t>Peu probable!!! Vu l'âge (17 ans) de AMINATOU SY ou l'année à laquelle AMINATOU SY a fréquenté l'école pour la dernière fois (.) le dernier diplome de AMINATOU SY ne peut être le Certificat d'études primaires (CEP), prière de corriger cette incohérence ou confirmer avec le QG.</w:t>
             </w:r>
           </w:p>
         </w:tc>
@@ -2164,7 +2164,7 @@
                 <w:color w:val="16A34A"/>
                 <w:sz w:val="16"/>
               </w:rPr>
-              <w:t>—</w:t>
+              <w:t>s01q32, s01q36, s01q38, s04q37_modif, s02q33, s02q34, s01q00b</w:t>
             </w:r>
           </w:p>
         </w:tc>
@@ -2195,7 +2195,7 @@
                 <w:i w:val="0"/>
                 <w:sz w:val="17"/>
               </w:rPr>
-              <w:t>Incoherent!!! ASSY KA n'a pas fréquenté l'école au cours de l'année scolaire 2024/2025 mais a déclaré 2026 comme dernière année à laquelle il/elle a fréquenté l'école.</w:t>
+              <w:t>Peu probable!!! Vu l'âge (17 ans) de OUSMANE KEBE ou l'année à laquelle OUSMANE KEBE a fréquenté l'école pour la dernière fois (.) le dernier diplome de OUSMANE KEBE ne peut être le Certificat d'études primaires (CEP), prière de corriger cette incohérence ou confirmer avec le QG.</w:t>
             </w:r>
           </w:p>
         </w:tc>
@@ -2228,7 +2228,7 @@
                 <w:i w:val="0"/>
                 <w:sz w:val="16"/>
               </w:rPr>
-              <w:t>S02</w:t>
+              <w:t>S04</w:t>
               <w:br/>
             </w:r>
             <w:r>
@@ -2238,7 +2238,7 @@
                 <w:color w:val="64748B"/>
                 <w:sz w:val="14"/>
               </w:rPr>
-              <w:t>Éducation</w:t>
+              <w:t>Emploi</w:t>
             </w:r>
           </w:p>
         </w:tc>
@@ -2254,7 +2254,7 @@
                 <w:color w:val="16A34A"/>
                 <w:sz w:val="16"/>
               </w:rPr>
-              <w:t>s01q00b, s02q17_2, s02q15_2</w:t>
+              <w:t>s00q14, s00q16, s00q18, s01q39, s01q42__1, s01q42__2, s02q30, s02q34</w:t>
             </w:r>
           </w:p>
         </w:tc>
@@ -2285,7 +2285,7 @@
                 <w:i w:val="0"/>
                 <w:sz w:val="17"/>
               </w:rPr>
-              <w:t>Incohérence!! TAHIB KA fréquente 3ème année de Primaire mais ne paie ni la scolarité ni la cotisation, prière de corriger ou fournir une explication à cela.</w:t>
+              <w:t>Avertissement! ALE BOYE travaille principalement dans l'agriculture ou élevage ou pêche et le secteur institutionnel déclaré semble  incohérent, prière de corriger ou confirmer avec le QG.</w:t>
             </w:r>
           </w:p>
         </w:tc>
@@ -2375,7 +2375,7 @@
                 <w:i w:val="0"/>
                 <w:sz w:val="17"/>
               </w:rPr>
-              <w:t>Avertissement! ALE BOYE travaille principalement dans l'agriculture ou élevage ou pêche et le secteur institutionnel déclaré semble  incohérent, prière de corriger ou confirmer avec le QG.</w:t>
+              <w:t>Avertissement! MOR KA travaille principalement dans l'agriculture ou élevage ou pêche et le secteur institutionnel déclaré semble  incohérent, prière de corriger ou confirmer avec le QG.</w:t>
             </w:r>
           </w:p>
         </w:tc>
@@ -2434,7 +2434,7 @@
                 <w:color w:val="16A34A"/>
                 <w:sz w:val="16"/>
               </w:rPr>
-              <w:t>s00q14, s00q16, s00q18, s01q39, s01q42__1, s01q42__2, s02q30, s02q34</w:t>
+              <w:t>s00q08, s01q35, s01q36, s01q37, s02q01__3, s02q02__3, s03q21, s04q22</w:t>
             </w:r>
           </w:p>
         </w:tc>
@@ -2465,7 +2465,7 @@
                 <w:i w:val="0"/>
                 <w:sz w:val="17"/>
               </w:rPr>
-              <w:t>Avertissement! MOR KA travaille principalement dans l'agriculture ou élevage ou pêche et le secteur institutionnel déclaré semble  incohérent, prière de corriger ou confirmer avec le QG.</w:t>
+              <w:t>Incoherent!!! Le secteur institutionnel de ADJI MAME KA est incoherent, prière de corriger ou confirmer cette information auprès du ménage.</w:t>
             </w:r>
           </w:p>
         </w:tc>
@@ -2524,7 +2524,7 @@
                 <w:color w:val="16A34A"/>
                 <w:sz w:val="16"/>
               </w:rPr>
-              <w:t>s00q08, s01q35, s01q36, s01q37, s02q01__3, s02q02__3, s03q21, s04q22</w:t>
+              <w:t>s00q14, s00q16, s00q18, s01q39, s01q42__1, s01q42__2, s02q30, s02q34</w:t>
             </w:r>
           </w:p>
         </w:tc>
@@ -2555,7 +2555,7 @@
                 <w:i w:val="0"/>
                 <w:sz w:val="17"/>
               </w:rPr>
-              <w:t>Incoherent!!! Le secteur institutionnel de ADJI MAME KA est incoherent, prière de corriger ou confirmer cette information auprès du ménage.</w:t>
+              <w:t>Avertissement! ADJI MAME KA travaille principalement dans l'agriculture ou élevage ou pêche et le secteur institutionnel déclaré semble  incohérent, prière de corriger ou confirmer avec le QG.</w:t>
             </w:r>
           </w:p>
         </w:tc>
@@ -2614,7 +2614,7 @@
                 <w:color w:val="16A34A"/>
                 <w:sz w:val="16"/>
               </w:rPr>
-              <w:t>s00q14, s00q16, s00q18, s01q39, s01q42__1, s01q42__2, s02q30, s02q34</w:t>
+              <w:t>s00q08, s01q35, s01q36, s01q37, s02q01__3, s02q02__3, s03q21, s04q22</w:t>
             </w:r>
           </w:p>
         </w:tc>
@@ -2645,7 +2645,7 @@
                 <w:i w:val="0"/>
                 <w:sz w:val="17"/>
               </w:rPr>
-              <w:t>Avertissement! ADJI MAME KA travaille principalement dans l'agriculture ou élevage ou pêche et le secteur institutionnel déclaré semble  incohérent, prière de corriger ou confirmer avec le QG.</w:t>
+              <w:t>Incoherent!!! Le secteur institutionnel de BABACAR BOYE est incoherent, prière de corriger ou confirmer cette information auprès du ménage.</w:t>
             </w:r>
           </w:p>
         </w:tc>
@@ -2704,7 +2704,7 @@
                 <w:color w:val="16A34A"/>
                 <w:sz w:val="16"/>
               </w:rPr>
-              <w:t>s00q08, s01q35, s01q36, s01q37, s02q01__3, s02q02__3, s03q21, s04q22</w:t>
+              <w:t>s00q14, s00q16, s00q18, s01q39, s01q42__1, s01q42__2, s02q30, s02q34</w:t>
             </w:r>
           </w:p>
         </w:tc>
@@ -2735,7 +2735,7 @@
                 <w:i w:val="0"/>
                 <w:sz w:val="17"/>
               </w:rPr>
-              <w:t>Incoherent!!! Le secteur institutionnel de BABACAR BOYE est incoherent, prière de corriger ou confirmer cette information auprès du ménage.</w:t>
+              <w:t>Avertissement! BABACAR BOYE travaille principalement dans l'agriculture ou élevage ou pêche et le secteur institutionnel déclaré semble  incohérent, prière de corriger ou confirmer avec le QG.</w:t>
             </w:r>
           </w:p>
         </w:tc>
@@ -2794,7 +2794,7 @@
                 <w:color w:val="16A34A"/>
                 <w:sz w:val="16"/>
               </w:rPr>
-              <w:t>s00q14, s00q16, s00q18, s01q39, s01q42__1, s01q42__2, s02q30, s02q34</w:t>
+              <w:t>s00q08, s01q35, s01q36, s01q37, s02q01__3, s02q02__3, s03q21, s04q22</w:t>
             </w:r>
           </w:p>
         </w:tc>
@@ -2825,7 +2825,7 @@
                 <w:i w:val="0"/>
                 <w:sz w:val="17"/>
               </w:rPr>
-              <w:t>Avertissement! BABACAR BOYE travaille principalement dans l'agriculture ou élevage ou pêche et le secteur institutionnel déclaré semble  incohérent, prière de corriger ou confirmer avec le QG.</w:t>
+              <w:t>Incoherent!!! Le secteur institutionnel de OMAR DIALLO KA est incoherent, prière de corriger ou confirmer cette information auprès du ménage.</w:t>
             </w:r>
           </w:p>
         </w:tc>
@@ -2884,7 +2884,7 @@
                 <w:color w:val="16A34A"/>
                 <w:sz w:val="16"/>
               </w:rPr>
-              <w:t>s00q08, s01q35, s01q36, s01q37, s02q01__3, s02q02__3, s03q21, s04q22</w:t>
+              <w:t>s00q14, s00q16, s00q18, s01q39, s01q42__1, s01q42__2, s02q30, s02q34</w:t>
             </w:r>
           </w:p>
         </w:tc>
@@ -2915,7 +2915,7 @@
                 <w:i w:val="0"/>
                 <w:sz w:val="17"/>
               </w:rPr>
-              <w:t>Incoherent!!! Le secteur institutionnel de OMAR DIALLO KA est incoherent, prière de corriger ou confirmer cette information auprès du ménage.</w:t>
+              <w:t>Avertissement! OMAR DIALLO KA travaille principalement dans l'agriculture ou élevage ou pêche et le secteur institutionnel déclaré semble  incohérent, prière de corriger ou confirmer avec le QG.</w:t>
             </w:r>
           </w:p>
         </w:tc>
@@ -2948,7 +2948,7 @@
                 <w:i w:val="0"/>
                 <w:sz w:val="16"/>
               </w:rPr>
-              <w:t>S04</w:t>
+              <w:t>S19</w:t>
               <w:br/>
             </w:r>
             <w:r>
@@ -2958,7 +2958,7 @@
                 <w:color w:val="64748B"/>
                 <w:sz w:val="14"/>
               </w:rPr>
-              <w:t>Emploi</w:t>
+              <w:t>Entreprises non agricoles</w:t>
             </w:r>
           </w:p>
         </w:tc>
@@ -2974,7 +2974,7 @@
                 <w:color w:val="16A34A"/>
                 <w:sz w:val="16"/>
               </w:rPr>
-              <w:t>s00q14, s00q16, s00q18, s01q39, s01q42__1, s01q42__2, s02q30, s02q34</w:t>
+              <w:t>s02q02__1, s02q15, s02q17, s03q16, s04q27, s04q43, s04q63, s05q11</w:t>
             </w:r>
           </w:p>
         </w:tc>
@@ -3005,7 +3005,7 @@
                 <w:i w:val="0"/>
                 <w:sz w:val="17"/>
               </w:rPr>
-              <w:t>Avertissement! OMAR DIALLO KA travaille principalement dans l'agriculture ou élevage ou pêche et le secteur institutionnel déclaré semble  incohérent, prière de corriger ou confirmer avec le QG.</w:t>
+              <w:t>Incohérence!! Le prix d'achat de Animaux de labour ne doit pas être égal 0 même si le ménage l'a reçu en cadeau prière de leurs aider à faire une estimation.</w:t>
             </w:r>
           </w:p>
         </w:tc>
@@ -3064,7 +3064,7 @@
                 <w:color w:val="16A34A"/>
                 <w:sz w:val="16"/>
               </w:rPr>
-              <w:t>s02q02__1, s02q15, s02q17, s03q16, s04q27, s04q43, s04q63, s05q11</w:t>
+              <w:t>s01q02, s02q01__1, s02q02__1, s02q03__1, s02q15, s03q17, s04q28, s04q35d</w:t>
             </w:r>
           </w:p>
         </w:tc>
@@ -3095,7 +3095,7 @@
                 <w:i w:val="0"/>
                 <w:sz w:val="17"/>
               </w:rPr>
-              <w:t>Incohérence!! Le prix d'achat de Animaux de labour ne doit pas être égal 0 même si le ménage l'a reçu en cadeau prière de leurs aider à faire une estimation.</w:t>
+              <w:t>Incohérence!! Le prix de revente de Animaux de labour dans cette section 19 ne doit pas être égal 0 même si le ménage l'a reçu en cadeau prière de leurs aider à faire une estimation.</w:t>
             </w:r>
           </w:p>
         </w:tc>
@@ -3154,7 +3154,7 @@
                 <w:color w:val="16A34A"/>
                 <w:sz w:val="16"/>
               </w:rPr>
-              <w:t>s01q02, s02q01__1, s02q02__1, s02q03__1, s02q15, s03q17, s04q28, s04q35d</w:t>
+              <w:t>s02q02__1, s02q15, s02q17, s03q16, s04q27, s04q43, s04q63, s05q11</w:t>
             </w:r>
           </w:p>
         </w:tc>
@@ -3185,7 +3185,7 @@
                 <w:i w:val="0"/>
                 <w:sz w:val="17"/>
               </w:rPr>
-              <w:t>Incohérence!! Le prix de revente de Animaux de labour dans cette section 19 ne doit pas être égal 0 même si le ménage l'a reçu en cadeau prière de leurs aider à faire une estimation.</w:t>
+              <w:t>Incohérence!! Le prix d'achat de Arara ne doit pas être égal 0 même si le ménage l'a reçu en cadeau prière de leurs aider à faire une estimation.</w:t>
             </w:r>
           </w:p>
         </w:tc>
@@ -3244,7 +3244,7 @@
                 <w:color w:val="16A34A"/>
                 <w:sz w:val="16"/>
               </w:rPr>
-              <w:t>s02q02__1, s02q15, s02q17, s03q16, s04q27, s04q43, s04q63, s05q11</w:t>
+              <w:t>s01q02, s02q01__1, s02q02__1, s02q03__1, s02q15, s03q17, s04q28, s04q35d</w:t>
             </w:r>
           </w:p>
         </w:tc>
@@ -3275,7 +3275,7 @@
                 <w:i w:val="0"/>
                 <w:sz w:val="17"/>
               </w:rPr>
-              <w:t>Incohérence!! Le prix d'achat de Arara ne doit pas être égal 0 même si le ménage l'a reçu en cadeau prière de leurs aider à faire une estimation.</w:t>
+              <w:t>Incohérence!! Le prix de revente de Arara dans cette section 19 ne doit pas être égal 0 même si le ménage l'a reçu en cadeau prière de leurs aider à faire une estimation.</w:t>
             </w:r>
           </w:p>
         </w:tc>
@@ -3334,7 +3334,7 @@
                 <w:color w:val="16A34A"/>
                 <w:sz w:val="16"/>
               </w:rPr>
-              <w:t>s01q02, s02q01__1, s02q02__1, s02q03__1, s02q15, s03q17, s04q28, s04q35d</w:t>
+              <w:t>s02q02__1, s02q15, s02q17, s03q16, s04q27, s04q43, s04q63, s05q11</w:t>
             </w:r>
           </w:p>
         </w:tc>
@@ -3365,7 +3365,7 @@
                 <w:i w:val="0"/>
                 <w:sz w:val="17"/>
               </w:rPr>
-              <w:t>Incohérence!! Le prix de revente de Arara dans cette section 19 ne doit pas être égal 0 même si le ménage l'a reçu en cadeau prière de leurs aider à faire une estimation.</w:t>
+              <w:t>Incohérence!! Le prix d'achat de Semoir ne doit pas être égal 0 même si le ménage l'a reçu en cadeau prière de leurs aider à faire une estimation.</w:t>
             </w:r>
           </w:p>
         </w:tc>
@@ -3424,7 +3424,7 @@
                 <w:color w:val="16A34A"/>
                 <w:sz w:val="16"/>
               </w:rPr>
-              <w:t>s02q02__1, s02q15, s02q17, s03q16, s04q27, s04q43, s04q63, s05q11</w:t>
+              <w:t>s01q02, s02q01__1, s02q02__1, s02q03__1, s02q15, s03q17, s04q28, s04q35d</w:t>
             </w:r>
           </w:p>
         </w:tc>
@@ -3455,7 +3455,7 @@
                 <w:i w:val="0"/>
                 <w:sz w:val="17"/>
               </w:rPr>
-              <w:t>Incohérence!! Le prix d'achat de Semoir ne doit pas être égal 0 même si le ménage l'a reçu en cadeau prière de leurs aider à faire une estimation.</w:t>
+              <w:t>Incohérence!! Le prix de revente de Semoir dans cette section 19 ne doit pas être égal 0 même si le ménage l'a reçu en cadeau prière de leurs aider à faire une estimation.</w:t>
             </w:r>
           </w:p>
         </w:tc>
@@ -3470,10 +3470,10 @@
               <w:rPr>
                 <w:b/>
                 <w:i w:val="0"/>
-                <w:color w:val="DC2626"/>
-                <w:sz w:val="16"/>
-              </w:rPr>
-              <w:t>Haute</w:t>
+                <w:color w:val="EA580C"/>
+                <w:sz w:val="16"/>
+              </w:rPr>
+              <w:t>Moyenne</w:t>
             </w:r>
           </w:p>
         </w:tc>
@@ -3488,7 +3488,7 @@
                 <w:i w:val="0"/>
                 <w:sz w:val="16"/>
               </w:rPr>
-              <w:t>S19</w:t>
+              <w:t>S00</w:t>
               <w:br/>
             </w:r>
             <w:r>
@@ -3498,7 +3498,7 @@
                 <w:color w:val="64748B"/>
                 <w:sz w:val="14"/>
               </w:rPr>
-              <w:t>Entreprises non agricoles</w:t>
+              <w:t>Identification</w:t>
             </w:r>
           </w:p>
         </w:tc>
@@ -3514,7 +3514,7 @@
                 <w:color w:val="16A34A"/>
                 <w:sz w:val="16"/>
               </w:rPr>
-              <w:t>s01q02, s02q01__1, s02q02__1, s02q03__1, s02q15, s03q17, s04q28, s04q35d</w:t>
+              <w:t>—</w:t>
             </w:r>
           </w:p>
         </w:tc>
@@ -3545,7 +3545,7 @@
                 <w:i w:val="0"/>
                 <w:sz w:val="17"/>
               </w:rPr>
-              <w:t>Incohérence!! Le prix de revente de Semoir dans cette section 19 ne doit pas être égal 0 même si le ménage l'a reçu en cadeau prière de leurs aider à faire une estimation.</w:t>
+              <w:t>Il est obligatoire de prendre les coordonnées Gps avant d'administrer le questionnaire.</w:t>
             </w:r>
           </w:p>
         </w:tc>
@@ -3635,7 +3635,7 @@
                 <w:i w:val="0"/>
                 <w:sz w:val="17"/>
               </w:rPr>
-              <w:t>Il est obligatoire de prendre les coordonnées Gps avant d'administrer le questionnaire.</w:t>
+              <w:t>Prière de prendre les coordonnées GPS.</w:t>
             </w:r>
           </w:p>
         </w:tc>
@@ -3725,7 +3725,7 @@
                 <w:i w:val="0"/>
                 <w:sz w:val="17"/>
               </w:rPr>
-              <w:t>Prière de prendre les coordonnées GPS.</w:t>
+              <w:t>L'adresse ou la localisation du ménage doit être bien renseignée, ne doit pas contenir des numéros de téléphone et elle semble courte pour être une adresse.</w:t>
             </w:r>
           </w:p>
         </w:tc>
@@ -3784,7 +3784,7 @@
                 <w:color w:val="16A34A"/>
                 <w:sz w:val="16"/>
               </w:rPr>
-              <w:t>—</w:t>
+              <w:t>s00q14, s00q16, s00q18</w:t>
             </w:r>
           </w:p>
         </w:tc>
@@ -3815,7 +3815,7 @@
                 <w:i w:val="0"/>
                 <w:sz w:val="17"/>
               </w:rPr>
-              <w:t>L'adresse ou la localisation du ménage doit être bien renseignée, ne doit pas contenir des numéros de téléphone et elle semble courte pour être une adresse.</w:t>
+              <w:t>Prière de renseigner la bonne adresse.Attention! Veillez bien renseigner les contacts dans les questions de 0.14 ou 0.16 ou 0.18.</w:t>
             </w:r>
           </w:p>
         </w:tc>
@@ -3848,7 +3848,7 @@
                 <w:i w:val="0"/>
                 <w:sz w:val="16"/>
               </w:rPr>
-              <w:t>S00</w:t>
+              <w:t>S01</w:t>
               <w:br/>
             </w:r>
             <w:r>
@@ -3858,7 +3858,7 @@
                 <w:color w:val="64748B"/>
                 <w:sz w:val="14"/>
               </w:rPr>
-              <w:t>Identification</w:t>
+              <w:t>Démographie</w:t>
             </w:r>
           </w:p>
         </w:tc>
@@ -3874,7 +3874,7 @@
                 <w:color w:val="16A34A"/>
                 <w:sz w:val="16"/>
               </w:rPr>
-              <w:t>s00q14, s00q16, s00q18</w:t>
+              <w:t>—</w:t>
             </w:r>
           </w:p>
         </w:tc>
@@ -3905,7 +3905,7 @@
                 <w:i w:val="0"/>
                 <w:sz w:val="17"/>
               </w:rPr>
-              <w:t>Prière de renseigner la bonne adresse.Attention! Veillez bien renseigner les contacts dans les questions de 0.14 ou 0.16 ou 0.18.</w:t>
+              <w:t>Prière de verifier l'information donnée par HABIBOU KA ou corriger au niveau de la section 1.</w:t>
             </w:r>
           </w:p>
         </w:tc>
@@ -3995,7 +3995,7 @@
                 <w:i w:val="0"/>
                 <w:sz w:val="17"/>
               </w:rPr>
-              <w:t>Prière de verifier l'information donnée par HABIBOU KA ou corriger au niveau de la section 1.</w:t>
+              <w:t>Prière de verifier l'information donnée par ALIMATOU KA ou corriger au niveau de la section 1.</w:t>
             </w:r>
           </w:p>
         </w:tc>
@@ -4085,7 +4085,7 @@
                 <w:i w:val="0"/>
                 <w:sz w:val="17"/>
               </w:rPr>
-              <w:t>Prière de verifier l'information donnée par ALIMATOU KA ou corriger au niveau de la section 1.</w:t>
+              <w:t>Prière de verifier l'information donnée par ASSY KA ou corriger au niveau de la section 1.</w:t>
             </w:r>
           </w:p>
         </w:tc>
@@ -4175,7 +4175,7 @@
                 <w:i w:val="0"/>
                 <w:sz w:val="17"/>
               </w:rPr>
-              <w:t>Prière de verifier l'information donnée par ASSY KA ou corriger au niveau de la section 1.</w:t>
+              <w:t>Prière de verifier l'information donnée par BALENE KA ou corriger au niveau de la section 1.</w:t>
             </w:r>
           </w:p>
         </w:tc>
@@ -4265,7 +4265,7 @@
                 <w:i w:val="0"/>
                 <w:sz w:val="17"/>
               </w:rPr>
-              <w:t>Prière de verifier l'information donnée par BALENE KA ou corriger au niveau de la section 1.</w:t>
+              <w:t>Prière de verifier l'information donnée par CHEIKH TIDIANE KA ou corriger au niveau de la section 1.</w:t>
             </w:r>
           </w:p>
         </w:tc>
@@ -4355,7 +4355,7 @@
                 <w:i w:val="0"/>
                 <w:sz w:val="17"/>
               </w:rPr>
-              <w:t>Prière de verifier l'information donnée par CHEIKH TIDIANE KA ou corriger au niveau de la section 1.</w:t>
+              <w:t>Prière de verifier l'information donnée par FATOU KINE KA ou corriger au niveau de la section 1.</w:t>
             </w:r>
           </w:p>
         </w:tc>
@@ -4445,7 +4445,7 @@
                 <w:i w:val="0"/>
                 <w:sz w:val="17"/>
               </w:rPr>
-              <w:t>Prière de verifier l'information donnée par FATOU KINE KA ou corriger au niveau de la section 1.</w:t>
+              <w:t>Prière de verifier l'information donnée par IBRAHIMA KA ou corriger au niveau de la section 1.</w:t>
             </w:r>
           </w:p>
         </w:tc>
@@ -4535,7 +4535,7 @@
                 <w:i w:val="0"/>
                 <w:sz w:val="17"/>
               </w:rPr>
-              <w:t>Prière de verifier l'information donnée par IBRAHIMA KA ou corriger au niveau de la section 1.</w:t>
+              <w:t>Dans le cas contraire rassurez vous que c'est bien son fils/fille biologique.</w:t>
             </w:r>
           </w:p>
         </w:tc>
@@ -4625,7 +4625,7 @@
                 <w:i w:val="0"/>
                 <w:sz w:val="17"/>
               </w:rPr>
-              <w:t>Dans le cas contraire rassurez vous que c'est bien son fils/fille biologique.</w:t>
+              <w:t>Prière de verifier l'information donnée par OUSMANE KA ou corriger au niveau de la section 1.</w:t>
             </w:r>
           </w:p>
         </w:tc>
@@ -4715,7 +4715,7 @@
                 <w:i w:val="0"/>
                 <w:sz w:val="17"/>
               </w:rPr>
-              <w:t>Prière de verifier l'information donnée par OUSMANE KA ou corriger au niveau de la section 1.</w:t>
+              <w:t>Prière de verifier l'information donnée par MOUHAMED KA ou corriger au niveau de la section 1.</w:t>
             </w:r>
           </w:p>
         </w:tc>
@@ -4805,7 +4805,7 @@
                 <w:i w:val="0"/>
                 <w:sz w:val="17"/>
               </w:rPr>
-              <w:t>Prière de verifier l'information donnée par MOUHAMED KA ou corriger au niveau de la section 1.</w:t>
+              <w:t>Prière de verifier l'information donnée par NDEYE FATOU KA ou corriger au niveau de la section 1.</w:t>
             </w:r>
           </w:p>
         </w:tc>
@@ -4895,7 +4895,7 @@
                 <w:i w:val="0"/>
                 <w:sz w:val="17"/>
               </w:rPr>
-              <w:t>Prière de verifier l'information donnée par NDEYE FATOU KA ou corriger au niveau de la section 1.</w:t>
+              <w:t>Prière de verifier l'information donnée par TAHIB KA ou corriger au niveau de la section 1.</w:t>
             </w:r>
           </w:p>
         </w:tc>
@@ -4954,7 +4954,7 @@
                 <w:color w:val="16A34A"/>
                 <w:sz w:val="16"/>
               </w:rPr>
-              <w:t>—</w:t>
+              <w:t>s01q23, s01q00b, s01q23_autre</w:t>
             </w:r>
           </w:p>
         </w:tc>
@@ -4985,7 +4985,7 @@
                 <w:i w:val="0"/>
                 <w:sz w:val="17"/>
               </w:rPr>
-              <w:t>Prière de verifier l'information donnée par TAHIB KA ou corriger au niveau de la section 1.</w:t>
+              <w:t>La raison principale pour laquelle que ABDOU AZIZ NDAO est venu vivre dans cette localité est il est venu ici pour apprendre le coran et semble exister dans les modalités, prière de prendre attache avec le QG pour plus d'explication afin de la classer bien.</w:t>
             </w:r>
           </w:p>
         </w:tc>
@@ -5075,7 +5075,7 @@
                 <w:i w:val="0"/>
                 <w:sz w:val="17"/>
               </w:rPr>
-              <w:t>La raison principale pour laquelle que ABDOU AZIZ NDAO est venu vivre dans cette localité est il est venu ici pour apprendre le coran et semble exister dans les modalités, prière de prendre attache avec le QG pour plus d'explication afin de la classer bien.</w:t>
+              <w:t>La raison principale pour laquelle que ALE BOYE est venu vivre dans cette localité est il est venu ici pour appendre le coran et semble exister dans les modalités, prière de prendre attache avec le QG pour plus d'explication afin de la classer bien.</w:t>
             </w:r>
           </w:p>
         </w:tc>
@@ -5165,367 +5165,7 @@
                 <w:i w:val="0"/>
                 <w:sz w:val="17"/>
               </w:rPr>
-              <w:t>La raison principale pour laquelle que ALE BOYE est venu vivre dans cette localité est il est venu ici pour appendre le coran et semble exister dans les modalités, prière de prendre attache avec le QG pour plus d'explication afin de la classer bien.</w:t>
-            </w:r>
-          </w:p>
-        </w:tc>
-      </w:tr>
-      <w:tr>
-        <w:tc>
-          <w:tcPr>
-            <w:tcW w:type="dxa" w:w="964"/>
-          </w:tcPr>
-          <w:p>
-            <w:r>
-              <w:rPr>
-                <w:b/>
-                <w:i w:val="0"/>
-                <w:color w:val="EA580C"/>
-                <w:sz w:val="16"/>
-              </w:rPr>
-              <w:t>Moyenne</w:t>
-            </w:r>
-          </w:p>
-        </w:tc>
-        <w:tc>
-          <w:tcPr>
-            <w:tcW w:type="dxa" w:w="1247"/>
-          </w:tcPr>
-          <w:p>
-            <w:r>
-              <w:rPr>
-                <w:b/>
-                <w:i w:val="0"/>
-                <w:sz w:val="16"/>
-              </w:rPr>
-              <w:t>S01</w:t>
-              <w:br/>
-            </w:r>
-            <w:r>
-              <w:rPr>
-                <w:b w:val="0"/>
-                <w:i w:val="0"/>
-                <w:color w:val="64748B"/>
-                <w:sz w:val="14"/>
-              </w:rPr>
-              <w:t>Démographie</w:t>
-            </w:r>
-          </w:p>
-        </w:tc>
-        <w:tc>
-          <w:tcPr>
-            <w:tcW w:type="dxa" w:w="1531"/>
-          </w:tcPr>
-          <w:p>
-            <w:r>
-              <w:rPr>
-                <w:b/>
-                <w:i w:val="0"/>
-                <w:color w:val="16A34A"/>
-                <w:sz w:val="16"/>
-              </w:rPr>
-              <w:t>s01q23, s01q00b, s01q23_autre</w:t>
-            </w:r>
-          </w:p>
-        </w:tc>
-        <w:tc>
-          <w:tcPr>
-            <w:tcW w:type="dxa" w:w="1191"/>
-          </w:tcPr>
-          <w:p>
-            <w:r>
-              <w:rPr>
-                <w:b w:val="0"/>
-                <w:i w:val="0"/>
-                <w:color w:val="64748B"/>
-                <w:sz w:val="16"/>
-              </w:rPr>
-              <w:t>GT-CQ</w:t>
-            </w:r>
-          </w:p>
-        </w:tc>
-        <w:tc>
-          <w:tcPr>
-            <w:tcW w:type="dxa" w:w="4706"/>
-          </w:tcPr>
-          <w:p>
-            <w:r>
-              <w:rPr>
-                <w:b w:val="0"/>
-                <w:i w:val="0"/>
-                <w:sz w:val="17"/>
-              </w:rPr>
               <w:t>La raison principale pour laquelle que BABACAR BOYE est venu vivre dans cette localité est venir pour appendre le coran et semble exister dans les modalités, prière de prendre attache avec le QG pour plus d'explication afin de la classer bien.</w:t>
-            </w:r>
-          </w:p>
-        </w:tc>
-      </w:tr>
-      <w:tr>
-        <w:tc>
-          <w:tcPr>
-            <w:tcW w:type="dxa" w:w="964"/>
-          </w:tcPr>
-          <w:p>
-            <w:r>
-              <w:rPr>
-                <w:b/>
-                <w:i w:val="0"/>
-                <w:color w:val="EA580C"/>
-                <w:sz w:val="16"/>
-              </w:rPr>
-              <w:t>Moyenne</w:t>
-            </w:r>
-          </w:p>
-        </w:tc>
-        <w:tc>
-          <w:tcPr>
-            <w:tcW w:type="dxa" w:w="1247"/>
-          </w:tcPr>
-          <w:p>
-            <w:r>
-              <w:rPr>
-                <w:b/>
-                <w:i w:val="0"/>
-                <w:sz w:val="16"/>
-              </w:rPr>
-              <w:t>S02</w:t>
-              <w:br/>
-            </w:r>
-            <w:r>
-              <w:rPr>
-                <w:b w:val="0"/>
-                <w:i w:val="0"/>
-                <w:color w:val="64748B"/>
-                <w:sz w:val="14"/>
-              </w:rPr>
-              <w:t>Éducation</w:t>
-            </w:r>
-          </w:p>
-        </w:tc>
-        <w:tc>
-          <w:tcPr>
-            <w:tcW w:type="dxa" w:w="1531"/>
-          </w:tcPr>
-          <w:p>
-            <w:r>
-              <w:rPr>
-                <w:b/>
-                <w:i w:val="0"/>
-                <w:color w:val="16A34A"/>
-                <w:sz w:val="16"/>
-              </w:rPr>
-              <w:t>—</w:t>
-            </w:r>
-          </w:p>
-        </w:tc>
-        <w:tc>
-          <w:tcPr>
-            <w:tcW w:type="dxa" w:w="1191"/>
-          </w:tcPr>
-          <w:p>
-            <w:r>
-              <w:rPr>
-                <w:b w:val="0"/>
-                <w:i w:val="0"/>
-                <w:color w:val="64748B"/>
-                <w:sz w:val="16"/>
-              </w:rPr>
-              <w:t>GT-CQ</w:t>
-            </w:r>
-          </w:p>
-        </w:tc>
-        <w:tc>
-          <w:tcPr>
-            <w:tcW w:type="dxa" w:w="4706"/>
-          </w:tcPr>
-          <w:p>
-            <w:r>
-              <w:rPr>
-                <w:b w:val="0"/>
-                <w:i w:val="0"/>
-                <w:sz w:val="17"/>
-              </w:rPr>
-              <w:t>veuillez, s'il vous plait, confirmer les frais de scolarité ( 5000 FCFA) payée de AMINATOU SY avec le QG ou apporter les corrections nécessaires.</w:t>
-            </w:r>
-          </w:p>
-        </w:tc>
-      </w:tr>
-      <w:tr>
-        <w:tc>
-          <w:tcPr>
-            <w:tcW w:type="dxa" w:w="964"/>
-          </w:tcPr>
-          <w:p>
-            <w:r>
-              <w:rPr>
-                <w:b/>
-                <w:i w:val="0"/>
-                <w:color w:val="EA580C"/>
-                <w:sz w:val="16"/>
-              </w:rPr>
-              <w:t>Moyenne</w:t>
-            </w:r>
-          </w:p>
-        </w:tc>
-        <w:tc>
-          <w:tcPr>
-            <w:tcW w:type="dxa" w:w="1247"/>
-          </w:tcPr>
-          <w:p>
-            <w:r>
-              <w:rPr>
-                <w:b/>
-                <w:i w:val="0"/>
-                <w:sz w:val="16"/>
-              </w:rPr>
-              <w:t>S02</w:t>
-              <w:br/>
-            </w:r>
-            <w:r>
-              <w:rPr>
-                <w:b w:val="0"/>
-                <w:i w:val="0"/>
-                <w:color w:val="64748B"/>
-                <w:sz w:val="14"/>
-              </w:rPr>
-              <w:t>Éducation</w:t>
-            </w:r>
-          </w:p>
-        </w:tc>
-        <w:tc>
-          <w:tcPr>
-            <w:tcW w:type="dxa" w:w="1531"/>
-          </w:tcPr>
-          <w:p>
-            <w:r>
-              <w:rPr>
-                <w:b/>
-                <w:i w:val="0"/>
-                <w:color w:val="16A34A"/>
-                <w:sz w:val="16"/>
-              </w:rPr>
-              <w:t>—</w:t>
-            </w:r>
-          </w:p>
-        </w:tc>
-        <w:tc>
-          <w:tcPr>
-            <w:tcW w:type="dxa" w:w="1191"/>
-          </w:tcPr>
-          <w:p>
-            <w:r>
-              <w:rPr>
-                <w:b w:val="0"/>
-                <w:i w:val="0"/>
-                <w:color w:val="64748B"/>
-                <w:sz w:val="16"/>
-              </w:rPr>
-              <w:t>GT-CQ</w:t>
-            </w:r>
-          </w:p>
-        </w:tc>
-        <w:tc>
-          <w:tcPr>
-            <w:tcW w:type="dxa" w:w="4706"/>
-          </w:tcPr>
-          <w:p>
-            <w:r>
-              <w:rPr>
-                <w:b w:val="0"/>
-                <w:i w:val="0"/>
-                <w:sz w:val="17"/>
-              </w:rPr>
-              <w:t>veuillez, s'il vous plait, confirmer les frais de scolarité ( 5000 FCFA) payée de NDEYE ADAM SY avec le QG ou apporter les corrections nécessaires.</w:t>
-            </w:r>
-          </w:p>
-        </w:tc>
-      </w:tr>
-      <w:tr>
-        <w:tc>
-          <w:tcPr>
-            <w:tcW w:type="dxa" w:w="964"/>
-          </w:tcPr>
-          <w:p>
-            <w:r>
-              <w:rPr>
-                <w:b/>
-                <w:i w:val="0"/>
-                <w:color w:val="EA580C"/>
-                <w:sz w:val="16"/>
-              </w:rPr>
-              <w:t>Moyenne</w:t>
-            </w:r>
-          </w:p>
-        </w:tc>
-        <w:tc>
-          <w:tcPr>
-            <w:tcW w:type="dxa" w:w="1247"/>
-          </w:tcPr>
-          <w:p>
-            <w:r>
-              <w:rPr>
-                <w:b/>
-                <w:i w:val="0"/>
-                <w:sz w:val="16"/>
-              </w:rPr>
-              <w:t>S02</w:t>
-              <w:br/>
-            </w:r>
-            <w:r>
-              <w:rPr>
-                <w:b w:val="0"/>
-                <w:i w:val="0"/>
-                <w:color w:val="64748B"/>
-                <w:sz w:val="14"/>
-              </w:rPr>
-              <w:t>Éducation</w:t>
-            </w:r>
-          </w:p>
-        </w:tc>
-        <w:tc>
-          <w:tcPr>
-            <w:tcW w:type="dxa" w:w="1531"/>
-          </w:tcPr>
-          <w:p>
-            <w:r>
-              <w:rPr>
-                <w:b/>
-                <w:i w:val="0"/>
-                <w:color w:val="16A34A"/>
-                <w:sz w:val="16"/>
-              </w:rPr>
-              <w:t>—</w:t>
-            </w:r>
-          </w:p>
-        </w:tc>
-        <w:tc>
-          <w:tcPr>
-            <w:tcW w:type="dxa" w:w="1191"/>
-          </w:tcPr>
-          <w:p>
-            <w:r>
-              <w:rPr>
-                <w:b w:val="0"/>
-                <w:i w:val="0"/>
-                <w:color w:val="64748B"/>
-                <w:sz w:val="16"/>
-              </w:rPr>
-              <w:t>GT-CQ</w:t>
-            </w:r>
-          </w:p>
-        </w:tc>
-        <w:tc>
-          <w:tcPr>
-            <w:tcW w:type="dxa" w:w="4706"/>
-          </w:tcPr>
-          <w:p>
-            <w:r>
-              <w:rPr>
-                <w:b w:val="0"/>
-                <w:i w:val="0"/>
-                <w:sz w:val="17"/>
-              </w:rPr>
-              <w:t>veuillez, s'il vous plait, confirmer les frais de scolarité ( 5000 FCFA) payée de OUSMANE KEBE avec le QG ou apporter les corrections nécessaires.</w:t>
             </w:r>
           </w:p>
         </w:tc>
